--- a/Experimental Results and Data for Fine-Denier Polyester POY Fibers.docx
+++ b/Experimental Results and Data for Fine-Denier Polyester POY Fibers.docx
@@ -203,7 +203,30 @@
           <w:rFonts w:ascii="Times New Roman" w:hAnsi="Times New Roman" w:cs="Times New Roman"/>
           <w:sz w:val="24"/>
         </w:rPr>
-        <w:t>(1) Donghua University will prepare approximately 10 kg of PET chips, and the National Advanced Functional Fiber Innovation Center will dry them.</w:t>
+        <w:t xml:space="preserve">(1) </w:t>
+      </w:r>
+      <w:r>
+        <w:rPr>
+          <w:rFonts w:ascii="Times New Roman" w:hAnsi="Times New Roman" w:cs="Times New Roman"/>
+          <w:sz w:val="24"/>
+        </w:rPr>
+        <w:t xml:space="preserve">Approximately 10 kg of PET chips will be prepared by </w:t>
+      </w:r>
+      <w:proofErr w:type="spellStart"/>
+      <w:r>
+        <w:rPr>
+          <w:rFonts w:ascii="Times New Roman" w:hAnsi="Times New Roman" w:cs="Times New Roman"/>
+          <w:sz w:val="24"/>
+        </w:rPr>
+        <w:t>Donghua</w:t>
+      </w:r>
+      <w:proofErr w:type="spellEnd"/>
+      <w:r>
+        <w:rPr>
+          <w:rFonts w:ascii="Times New Roman" w:hAnsi="Times New Roman" w:cs="Times New Roman"/>
+          <w:sz w:val="24"/>
+        </w:rPr>
+        <w:t xml:space="preserve"> University and dried by the National Innovation Center for Advanced Functional Fibers.</w:t>
       </w:r>
     </w:p>
     <w:p>
